--- a/mode_docx_nc/template_apx.docx
+++ b/mode_docx_nc/template_apx.docx
@@ -8,10 +8,7 @@
     <w:p/>
     <w:p/>
     <w:p/>
-    <w:p>
-      <w:bookmarkStart w:id="0" w:name="_GoBack"/>
-      <w:bookmarkEnd w:id="0"/>
-    </w:p>
+    <w:p/>
     <w:p/>
     <w:p/>
     <w:p/>
@@ -2289,23 +2286,8 @@
           <w:lang w:val="en-US"/>
         </w:rPr>
       </w:pPr>
-    </w:p>
-    <w:p>
-      <w:pPr>
-        <w:rPr>
-          <w:lang w:val="en-US"/>
-        </w:rPr>
-      </w:pPr>
-    </w:p>
-    <w:p>
-      <w:pPr>
-        <w:pStyle w:val="1"/>
-        <w:numPr>
-          <w:ilvl w:val="0"/>
-          <w:numId w:val="0"/>
-        </w:numPr>
-        <w:ind w:firstLine="709"/>
-      </w:pPr>
+      <w:bookmarkStart w:id="0" w:name="_GoBack"/>
+      <w:bookmarkEnd w:id="0"/>
     </w:p>
     <w:sectPr>
       <w:headerReference w:type="default" r:id="rId10"/>
@@ -2528,7 +2510,7 @@
             <w:rPr>
               <w:noProof/>
             </w:rPr>
-            <w:t>3</w:t>
+            <w:t>2</w:t>
           </w:r>
           <w:r>
             <w:fldChar w:fldCharType="end"/>
@@ -2536,27 +2518,14 @@
           <w:r>
             <w:t xml:space="preserve"> из </w:t>
           </w:r>
-          <w:r>
-            <w:fldChar w:fldCharType="begin"/>
-          </w:r>
-          <w:r>
-            <w:instrText xml:space="preserve"> NUMPAGES </w:instrText>
-          </w:r>
-          <w:r>
-            <w:fldChar w:fldCharType="separate"/>
-          </w:r>
-          <w:r>
-            <w:rPr>
-              <w:noProof/>
-            </w:rPr>
-            <w:t>3</w:t>
-          </w:r>
-          <w:r>
-            <w:rPr>
-              <w:noProof/>
-            </w:rPr>
-            <w:fldChar w:fldCharType="end"/>
-          </w:r>
+          <w:fldSimple w:instr=" NUMPAGES ">
+            <w:r>
+              <w:rPr>
+                <w:noProof/>
+              </w:rPr>
+              <w:t>2</w:t>
+            </w:r>
+          </w:fldSimple>
           <w:r>
             <w:t xml:space="preserve"> </w:t>
           </w:r>
@@ -4685,7 +4654,7 @@
 </file>
 
 <file path=customXml/itemProps1.xml><?xml version="1.0" encoding="utf-8"?>
-<ds:datastoreItem xmlns:ds="http://schemas.openxmlformats.org/officeDocument/2006/customXml" ds:itemID="{7E52D28C-5EE5-4AD4-A4F3-D2D8B17DF6D8}">
+<ds:datastoreItem xmlns:ds="http://schemas.openxmlformats.org/officeDocument/2006/customXml" ds:itemID="{2457B30F-8D1A-4FC0-BAB5-3A30A3DA3EDC}">
   <ds:schemaRefs>
     <ds:schemaRef ds:uri="http://schemas.openxmlformats.org/officeDocument/2006/bibliography"/>
   </ds:schemaRefs>
